--- a/worksheets/SA_L2_VonNeumann_Worksheet.docx
+++ b/worksheets/SA_L2_VonNeumann_Worksheet.docx
@@ -43,7 +43,7 @@
                 <w:sz w:val="20"/>
                 <w:szCs w:val="20"/>
               </w:rPr>
-              <w:t xml:space="preserve">OCR J277 2.3 Producing robust programs  |  Lesson 2</w:t>
+              <w:t xml:space="preserve">OCR J277 1.1 Systems architecture  |  Lesson 2</w:t>
             </w:r>
           </w:p>
           <w:p>

--- a/worksheets/SA_L2_VonNeumann_Worksheet.docx
+++ b/worksheets/SA_L2_VonNeumann_Worksheet.docx
@@ -540,7 +540,7 @@
                 <w:sz w:val="21"/>
                 <w:szCs w:val="21"/>
               </w:rPr>
-              <w:t xml:space="preserve">Who was John von Neumann? What are the characteristics of the von Neumann computer architecture?</w:t>
+              <w:t xml:space="preserve">The same laptop can run a game, then a word processor, then a browser, with no hardware changed. What makes that possible?</w:t>
             </w:r>
           </w:p>
           <w:tbl>
@@ -1323,6 +1323,218 @@
               </w:tc>
             </w:tr>
           </w:tbl>
+          <w:p>
+            <w:pPr>
+              <w:keepNext/>
+              <w:spacing w:after="60" w:before="120"/>
+            </w:pPr>
+            <w:r>
+              <w:rPr>
+                <w:rFonts w:ascii="Arial" w:cs="Arial" w:eastAsia="Arial" w:hAnsi="Arial"/>
+                <w:b/>
+                <w:bCs/>
+                <w:sz w:val="21"/>
+                <w:szCs w:val="21"/>
+              </w:rPr>
+              <w:t xml:space="preserve">What is John von Neumann best known for in computing?</w:t>
+            </w:r>
+          </w:p>
+          <w:tbl>
+            <w:tblPr>
+              <w:tblW w:type="dxa" w:w="10026"/>
+              <w:tblBorders>
+                <w:top w:val="single" w:color="auto" w:sz="4"/>
+                <w:left w:val="single" w:color="auto" w:sz="4"/>
+                <w:bottom w:val="single" w:color="auto" w:sz="4"/>
+                <w:right w:val="single" w:color="auto" w:sz="4"/>
+                <w:insideH w:val="single" w:color="auto" w:sz="4"/>
+                <w:insideV w:val="single" w:color="auto" w:sz="4"/>
+              </w:tblBorders>
+            </w:tblPr>
+            <w:tblGrid>
+              <w:gridCol w:w="10026"/>
+            </w:tblGrid>
+            <w:tr>
+              <w:trPr>
+                <w:cantSplit/>
+                <w:trHeight w:val="460" w:hRule="exact"/>
+              </w:trPr>
+              <w:tc>
+                <w:tcPr>
+                  <w:tcW w:type="dxa" w:w="10026"/>
+                  <w:tcBorders>
+                    <w:top w:val="none" w:color="FFFFFF" w:sz="0"/>
+                    <w:left w:val="none" w:color="FFFFFF" w:sz="0"/>
+                    <w:bottom w:val="dotted" w:color="9AA8BC" w:sz="6"/>
+                    <w:right w:val="none" w:color="FFFFFF" w:sz="0"/>
+                  </w:tcBorders>
+                  <w:tcMar>
+                    <w:left w:type="dxa" w:w="0"/>
+                    <w:bottom w:type="dxa" w:w="20"/>
+                    <w:right w:type="dxa" w:w="0"/>
+                  </w:tcMar>
+                  <w:vAlign w:val="bottom"/>
+                </w:tcPr>
+                <w:p>
+                  <w:pPr>
+                    <w:spacing w:after="0" w:before="0"/>
+                  </w:pPr>
+                  <w:r>
+                    <w:rPr>
+                      <w:rFonts w:ascii="Arial" w:cs="Arial" w:eastAsia="Arial" w:hAnsi="Arial"/>
+                      <w:color w:val="5A6B85"/>
+                      <w:sz w:val="21"/>
+                      <w:szCs w:val="21"/>
+                    </w:rPr>
+                    <w:t xml:space="preserve"/>
+                  </w:r>
+                </w:p>
+              </w:tc>
+            </w:tr>
+            <w:tr>
+              <w:trPr>
+                <w:cantSplit/>
+                <w:trHeight w:val="460" w:hRule="exact"/>
+              </w:trPr>
+              <w:tc>
+                <w:tcPr>
+                  <w:tcW w:type="dxa" w:w="10026"/>
+                  <w:tcBorders>
+                    <w:top w:val="none" w:color="FFFFFF" w:sz="0"/>
+                    <w:left w:val="none" w:color="FFFFFF" w:sz="0"/>
+                    <w:bottom w:val="dotted" w:color="9AA8BC" w:sz="6"/>
+                    <w:right w:val="none" w:color="FFFFFF" w:sz="0"/>
+                  </w:tcBorders>
+                  <w:tcMar>
+                    <w:left w:type="dxa" w:w="0"/>
+                    <w:bottom w:type="dxa" w:w="20"/>
+                    <w:right w:type="dxa" w:w="0"/>
+                  </w:tcMar>
+                  <w:vAlign w:val="bottom"/>
+                </w:tcPr>
+                <w:p>
+                  <w:pPr>
+                    <w:spacing w:after="0" w:before="0"/>
+                  </w:pPr>
+                  <w:r>
+                    <w:rPr>
+                      <w:rFonts w:ascii="Arial" w:cs="Arial" w:eastAsia="Arial" w:hAnsi="Arial"/>
+                      <w:color w:val="5A6B85"/>
+                      <w:sz w:val="21"/>
+                      <w:szCs w:val="21"/>
+                    </w:rPr>
+                    <w:t xml:space="preserve"/>
+                  </w:r>
+                </w:p>
+              </w:tc>
+            </w:tr>
+          </w:tbl>
+          <w:p>
+            <w:pPr>
+              <w:keepNext/>
+              <w:spacing w:after="60" w:before="120"/>
+            </w:pPr>
+            <w:r>
+              <w:rPr>
+                <w:rFonts w:ascii="Arial" w:cs="Arial" w:eastAsia="Arial" w:hAnsi="Arial"/>
+                <w:b/>
+                <w:bCs/>
+                <w:sz w:val="21"/>
+                <w:szCs w:val="21"/>
+              </w:rPr>
+              <w:t xml:space="preserve">When did von Neumann describe his architecture?</w:t>
+            </w:r>
+          </w:p>
+          <w:tbl>
+            <w:tblPr>
+              <w:tblW w:type="dxa" w:w="10026"/>
+              <w:tblBorders>
+                <w:top w:val="single" w:color="auto" w:sz="4"/>
+                <w:left w:val="single" w:color="auto" w:sz="4"/>
+                <w:bottom w:val="single" w:color="auto" w:sz="4"/>
+                <w:right w:val="single" w:color="auto" w:sz="4"/>
+                <w:insideH w:val="single" w:color="auto" w:sz="4"/>
+                <w:insideV w:val="single" w:color="auto" w:sz="4"/>
+              </w:tblBorders>
+            </w:tblPr>
+            <w:tblGrid>
+              <w:gridCol w:w="10026"/>
+            </w:tblGrid>
+            <w:tr>
+              <w:trPr>
+                <w:cantSplit/>
+                <w:trHeight w:val="460" w:hRule="exact"/>
+              </w:trPr>
+              <w:tc>
+                <w:tcPr>
+                  <w:tcW w:type="dxa" w:w="10026"/>
+                  <w:tcBorders>
+                    <w:top w:val="none" w:color="FFFFFF" w:sz="0"/>
+                    <w:left w:val="none" w:color="FFFFFF" w:sz="0"/>
+                    <w:bottom w:val="dotted" w:color="9AA8BC" w:sz="6"/>
+                    <w:right w:val="none" w:color="FFFFFF" w:sz="0"/>
+                  </w:tcBorders>
+                  <w:tcMar>
+                    <w:left w:type="dxa" w:w="0"/>
+                    <w:bottom w:type="dxa" w:w="20"/>
+                    <w:right w:type="dxa" w:w="0"/>
+                  </w:tcMar>
+                  <w:vAlign w:val="bottom"/>
+                </w:tcPr>
+                <w:p>
+                  <w:pPr>
+                    <w:spacing w:after="0" w:before="0"/>
+                  </w:pPr>
+                  <w:r>
+                    <w:rPr>
+                      <w:rFonts w:ascii="Arial" w:cs="Arial" w:eastAsia="Arial" w:hAnsi="Arial"/>
+                      <w:color w:val="5A6B85"/>
+                      <w:sz w:val="21"/>
+                      <w:szCs w:val="21"/>
+                    </w:rPr>
+                    <w:t xml:space="preserve"/>
+                  </w:r>
+                </w:p>
+              </w:tc>
+            </w:tr>
+            <w:tr>
+              <w:trPr>
+                <w:cantSplit/>
+                <w:trHeight w:val="460" w:hRule="exact"/>
+              </w:trPr>
+              <w:tc>
+                <w:tcPr>
+                  <w:tcW w:type="dxa" w:w="10026"/>
+                  <w:tcBorders>
+                    <w:top w:val="none" w:color="FFFFFF" w:sz="0"/>
+                    <w:left w:val="none" w:color="FFFFFF" w:sz="0"/>
+                    <w:bottom w:val="dotted" w:color="9AA8BC" w:sz="6"/>
+                    <w:right w:val="none" w:color="FFFFFF" w:sz="0"/>
+                  </w:tcBorders>
+                  <w:tcMar>
+                    <w:left w:type="dxa" w:w="0"/>
+                    <w:bottom w:type="dxa" w:w="20"/>
+                    <w:right w:type="dxa" w:w="0"/>
+                  </w:tcMar>
+                  <w:vAlign w:val="bottom"/>
+                </w:tcPr>
+                <w:p>
+                  <w:pPr>
+                    <w:spacing w:after="0" w:before="0"/>
+                  </w:pPr>
+                  <w:r>
+                    <w:rPr>
+                      <w:rFonts w:ascii="Arial" w:cs="Arial" w:eastAsia="Arial" w:hAnsi="Arial"/>
+                      <w:color w:val="5A6B85"/>
+                      <w:sz w:val="21"/>
+                      <w:szCs w:val="21"/>
+                    </w:rPr>
+                    <w:t xml:space="preserve"/>
+                  </w:r>
+                </w:p>
+              </w:tc>
+            </w:tr>
+          </w:tbl>
           <w:p/>
         </w:tc>
       </w:tr>
@@ -1514,6 +1726,218 @@
                 <w:szCs w:val="21"/>
               </w:rPr>
               <w:t xml:space="preserve">Explain how data and instructions are stored in von Neumann architecture.</w:t>
+            </w:r>
+          </w:p>
+          <w:tbl>
+            <w:tblPr>
+              <w:tblW w:type="dxa" w:w="10026"/>
+              <w:tblBorders>
+                <w:top w:val="single" w:color="auto" w:sz="4"/>
+                <w:left w:val="single" w:color="auto" w:sz="4"/>
+                <w:bottom w:val="single" w:color="auto" w:sz="4"/>
+                <w:right w:val="single" w:color="auto" w:sz="4"/>
+                <w:insideH w:val="single" w:color="auto" w:sz="4"/>
+                <w:insideV w:val="single" w:color="auto" w:sz="4"/>
+              </w:tblBorders>
+            </w:tblPr>
+            <w:tblGrid>
+              <w:gridCol w:w="10026"/>
+            </w:tblGrid>
+            <w:tr>
+              <w:trPr>
+                <w:cantSplit/>
+                <w:trHeight w:val="460" w:hRule="exact"/>
+              </w:trPr>
+              <w:tc>
+                <w:tcPr>
+                  <w:tcW w:type="dxa" w:w="10026"/>
+                  <w:tcBorders>
+                    <w:top w:val="none" w:color="FFFFFF" w:sz="0"/>
+                    <w:left w:val="none" w:color="FFFFFF" w:sz="0"/>
+                    <w:bottom w:val="dotted" w:color="9AA8BC" w:sz="6"/>
+                    <w:right w:val="none" w:color="FFFFFF" w:sz="0"/>
+                  </w:tcBorders>
+                  <w:tcMar>
+                    <w:left w:type="dxa" w:w="0"/>
+                    <w:bottom w:type="dxa" w:w="20"/>
+                    <w:right w:type="dxa" w:w="0"/>
+                  </w:tcMar>
+                  <w:vAlign w:val="bottom"/>
+                </w:tcPr>
+                <w:p>
+                  <w:pPr>
+                    <w:spacing w:after="0" w:before="0"/>
+                  </w:pPr>
+                  <w:r>
+                    <w:rPr>
+                      <w:rFonts w:ascii="Arial" w:cs="Arial" w:eastAsia="Arial" w:hAnsi="Arial"/>
+                      <w:color w:val="5A6B85"/>
+                      <w:sz w:val="21"/>
+                      <w:szCs w:val="21"/>
+                    </w:rPr>
+                    <w:t xml:space="preserve"/>
+                  </w:r>
+                </w:p>
+              </w:tc>
+            </w:tr>
+            <w:tr>
+              <w:trPr>
+                <w:cantSplit/>
+                <w:trHeight w:val="460" w:hRule="exact"/>
+              </w:trPr>
+              <w:tc>
+                <w:tcPr>
+                  <w:tcW w:type="dxa" w:w="10026"/>
+                  <w:tcBorders>
+                    <w:top w:val="none" w:color="FFFFFF" w:sz="0"/>
+                    <w:left w:val="none" w:color="FFFFFF" w:sz="0"/>
+                    <w:bottom w:val="dotted" w:color="9AA8BC" w:sz="6"/>
+                    <w:right w:val="none" w:color="FFFFFF" w:sz="0"/>
+                  </w:tcBorders>
+                  <w:tcMar>
+                    <w:left w:type="dxa" w:w="0"/>
+                    <w:bottom w:type="dxa" w:w="20"/>
+                    <w:right w:type="dxa" w:w="0"/>
+                  </w:tcMar>
+                  <w:vAlign w:val="bottom"/>
+                </w:tcPr>
+                <w:p>
+                  <w:pPr>
+                    <w:spacing w:after="0" w:before="0"/>
+                  </w:pPr>
+                  <w:r>
+                    <w:rPr>
+                      <w:rFonts w:ascii="Arial" w:cs="Arial" w:eastAsia="Arial" w:hAnsi="Arial"/>
+                      <w:color w:val="5A6B85"/>
+                      <w:sz w:val="21"/>
+                      <w:szCs w:val="21"/>
+                    </w:rPr>
+                    <w:t xml:space="preserve"/>
+                  </w:r>
+                </w:p>
+              </w:tc>
+            </w:tr>
+          </w:tbl>
+          <w:p>
+            <w:pPr>
+              <w:keepNext/>
+              <w:spacing w:after="60" w:before="120"/>
+            </w:pPr>
+            <w:r>
+              <w:rPr>
+                <w:rFonts w:ascii="Arial" w:cs="Arial" w:eastAsia="Arial" w:hAnsi="Arial"/>
+                <w:b/>
+                <w:bCs/>
+                <w:sz w:val="21"/>
+                <w:szCs w:val="21"/>
+              </w:rPr>
+              <w:t xml:space="preserve">In von Neumann architecture, where are instructions stored?</w:t>
+            </w:r>
+          </w:p>
+          <w:tbl>
+            <w:tblPr>
+              <w:tblW w:type="dxa" w:w="10026"/>
+              <w:tblBorders>
+                <w:top w:val="single" w:color="auto" w:sz="4"/>
+                <w:left w:val="single" w:color="auto" w:sz="4"/>
+                <w:bottom w:val="single" w:color="auto" w:sz="4"/>
+                <w:right w:val="single" w:color="auto" w:sz="4"/>
+                <w:insideH w:val="single" w:color="auto" w:sz="4"/>
+                <w:insideV w:val="single" w:color="auto" w:sz="4"/>
+              </w:tblBorders>
+            </w:tblPr>
+            <w:tblGrid>
+              <w:gridCol w:w="10026"/>
+            </w:tblGrid>
+            <w:tr>
+              <w:trPr>
+                <w:cantSplit/>
+                <w:trHeight w:val="460" w:hRule="exact"/>
+              </w:trPr>
+              <w:tc>
+                <w:tcPr>
+                  <w:tcW w:type="dxa" w:w="10026"/>
+                  <w:tcBorders>
+                    <w:top w:val="none" w:color="FFFFFF" w:sz="0"/>
+                    <w:left w:val="none" w:color="FFFFFF" w:sz="0"/>
+                    <w:bottom w:val="dotted" w:color="9AA8BC" w:sz="6"/>
+                    <w:right w:val="none" w:color="FFFFFF" w:sz="0"/>
+                  </w:tcBorders>
+                  <w:tcMar>
+                    <w:left w:type="dxa" w:w="0"/>
+                    <w:bottom w:type="dxa" w:w="20"/>
+                    <w:right w:type="dxa" w:w="0"/>
+                  </w:tcMar>
+                  <w:vAlign w:val="bottom"/>
+                </w:tcPr>
+                <w:p>
+                  <w:pPr>
+                    <w:spacing w:after="0" w:before="0"/>
+                  </w:pPr>
+                  <w:r>
+                    <w:rPr>
+                      <w:rFonts w:ascii="Arial" w:cs="Arial" w:eastAsia="Arial" w:hAnsi="Arial"/>
+                      <w:color w:val="5A6B85"/>
+                      <w:sz w:val="21"/>
+                      <w:szCs w:val="21"/>
+                    </w:rPr>
+                    <w:t xml:space="preserve"/>
+                  </w:r>
+                </w:p>
+              </w:tc>
+            </w:tr>
+            <w:tr>
+              <w:trPr>
+                <w:cantSplit/>
+                <w:trHeight w:val="460" w:hRule="exact"/>
+              </w:trPr>
+              <w:tc>
+                <w:tcPr>
+                  <w:tcW w:type="dxa" w:w="10026"/>
+                  <w:tcBorders>
+                    <w:top w:val="none" w:color="FFFFFF" w:sz="0"/>
+                    <w:left w:val="none" w:color="FFFFFF" w:sz="0"/>
+                    <w:bottom w:val="dotted" w:color="9AA8BC" w:sz="6"/>
+                    <w:right w:val="none" w:color="FFFFFF" w:sz="0"/>
+                  </w:tcBorders>
+                  <w:tcMar>
+                    <w:left w:type="dxa" w:w="0"/>
+                    <w:bottom w:type="dxa" w:w="20"/>
+                    <w:right w:type="dxa" w:w="0"/>
+                  </w:tcMar>
+                  <w:vAlign w:val="bottom"/>
+                </w:tcPr>
+                <w:p>
+                  <w:pPr>
+                    <w:spacing w:after="0" w:before="0"/>
+                  </w:pPr>
+                  <w:r>
+                    <w:rPr>
+                      <w:rFonts w:ascii="Arial" w:cs="Arial" w:eastAsia="Arial" w:hAnsi="Arial"/>
+                      <w:color w:val="5A6B85"/>
+                      <w:sz w:val="21"/>
+                      <w:szCs w:val="21"/>
+                    </w:rPr>
+                    <w:t xml:space="preserve"/>
+                  </w:r>
+                </w:p>
+              </w:tc>
+            </w:tr>
+          </w:tbl>
+          <w:p>
+            <w:pPr>
+              <w:keepNext/>
+              <w:spacing w:after="60" w:before="120"/>
+            </w:pPr>
+            <w:r>
+              <w:rPr>
+                <w:rFonts w:ascii="Arial" w:cs="Arial" w:eastAsia="Arial" w:hAnsi="Arial"/>
+                <w:b/>
+                <w:bCs/>
+                <w:sz w:val="21"/>
+                <w:szCs w:val="21"/>
+              </w:rPr>
+              <w:t xml:space="preserve">Why is the stored-program idea so useful?</w:t>
             </w:r>
           </w:p>
           <w:tbl>
@@ -1889,6 +2313,218 @@
               </w:tc>
             </w:tr>
           </w:tbl>
+          <w:p>
+            <w:pPr>
+              <w:keepNext/>
+              <w:spacing w:after="60" w:before="120"/>
+            </w:pPr>
+            <w:r>
+              <w:rPr>
+                <w:rFonts w:ascii="Arial" w:cs="Arial" w:eastAsia="Arial" w:hAnsi="Arial"/>
+                <w:b/>
+                <w:bCs/>
+                <w:sz w:val="21"/>
+                <w:szCs w:val="21"/>
+              </w:rPr>
+              <w:t xml:space="preserve">What does the program counter hold?</w:t>
+            </w:r>
+          </w:p>
+          <w:tbl>
+            <w:tblPr>
+              <w:tblW w:type="dxa" w:w="10026"/>
+              <w:tblBorders>
+                <w:top w:val="single" w:color="auto" w:sz="4"/>
+                <w:left w:val="single" w:color="auto" w:sz="4"/>
+                <w:bottom w:val="single" w:color="auto" w:sz="4"/>
+                <w:right w:val="single" w:color="auto" w:sz="4"/>
+                <w:insideH w:val="single" w:color="auto" w:sz="4"/>
+                <w:insideV w:val="single" w:color="auto" w:sz="4"/>
+              </w:tblBorders>
+            </w:tblPr>
+            <w:tblGrid>
+              <w:gridCol w:w="10026"/>
+            </w:tblGrid>
+            <w:tr>
+              <w:trPr>
+                <w:cantSplit/>
+                <w:trHeight w:val="460" w:hRule="exact"/>
+              </w:trPr>
+              <w:tc>
+                <w:tcPr>
+                  <w:tcW w:type="dxa" w:w="10026"/>
+                  <w:tcBorders>
+                    <w:top w:val="none" w:color="FFFFFF" w:sz="0"/>
+                    <w:left w:val="none" w:color="FFFFFF" w:sz="0"/>
+                    <w:bottom w:val="dotted" w:color="9AA8BC" w:sz="6"/>
+                    <w:right w:val="none" w:color="FFFFFF" w:sz="0"/>
+                  </w:tcBorders>
+                  <w:tcMar>
+                    <w:left w:type="dxa" w:w="0"/>
+                    <w:bottom w:type="dxa" w:w="20"/>
+                    <w:right w:type="dxa" w:w="0"/>
+                  </w:tcMar>
+                  <w:vAlign w:val="bottom"/>
+                </w:tcPr>
+                <w:p>
+                  <w:pPr>
+                    <w:spacing w:after="0" w:before="0"/>
+                  </w:pPr>
+                  <w:r>
+                    <w:rPr>
+                      <w:rFonts w:ascii="Arial" w:cs="Arial" w:eastAsia="Arial" w:hAnsi="Arial"/>
+                      <w:color w:val="5A6B85"/>
+                      <w:sz w:val="21"/>
+                      <w:szCs w:val="21"/>
+                    </w:rPr>
+                    <w:t xml:space="preserve"/>
+                  </w:r>
+                </w:p>
+              </w:tc>
+            </w:tr>
+            <w:tr>
+              <w:trPr>
+                <w:cantSplit/>
+                <w:trHeight w:val="460" w:hRule="exact"/>
+              </w:trPr>
+              <w:tc>
+                <w:tcPr>
+                  <w:tcW w:type="dxa" w:w="10026"/>
+                  <w:tcBorders>
+                    <w:top w:val="none" w:color="FFFFFF" w:sz="0"/>
+                    <w:left w:val="none" w:color="FFFFFF" w:sz="0"/>
+                    <w:bottom w:val="dotted" w:color="9AA8BC" w:sz="6"/>
+                    <w:right w:val="none" w:color="FFFFFF" w:sz="0"/>
+                  </w:tcBorders>
+                  <w:tcMar>
+                    <w:left w:type="dxa" w:w="0"/>
+                    <w:bottom w:type="dxa" w:w="20"/>
+                    <w:right w:type="dxa" w:w="0"/>
+                  </w:tcMar>
+                  <w:vAlign w:val="bottom"/>
+                </w:tcPr>
+                <w:p>
+                  <w:pPr>
+                    <w:spacing w:after="0" w:before="0"/>
+                  </w:pPr>
+                  <w:r>
+                    <w:rPr>
+                      <w:rFonts w:ascii="Arial" w:cs="Arial" w:eastAsia="Arial" w:hAnsi="Arial"/>
+                      <w:color w:val="5A6B85"/>
+                      <w:sz w:val="21"/>
+                      <w:szCs w:val="21"/>
+                    </w:rPr>
+                    <w:t xml:space="preserve"/>
+                  </w:r>
+                </w:p>
+              </w:tc>
+            </w:tr>
+          </w:tbl>
+          <w:p>
+            <w:pPr>
+              <w:keepNext/>
+              <w:spacing w:after="60" w:before="120"/>
+            </w:pPr>
+            <w:r>
+              <w:rPr>
+                <w:rFonts w:ascii="Arial" w:cs="Arial" w:eastAsia="Arial" w:hAnsi="Arial"/>
+                <w:b/>
+                <w:bCs/>
+                <w:sz w:val="21"/>
+                <w:szCs w:val="21"/>
+              </w:rPr>
+              <w:t xml:space="preserve">Which register holds the results of calculations?</w:t>
+            </w:r>
+          </w:p>
+          <w:tbl>
+            <w:tblPr>
+              <w:tblW w:type="dxa" w:w="10026"/>
+              <w:tblBorders>
+                <w:top w:val="single" w:color="auto" w:sz="4"/>
+                <w:left w:val="single" w:color="auto" w:sz="4"/>
+                <w:bottom w:val="single" w:color="auto" w:sz="4"/>
+                <w:right w:val="single" w:color="auto" w:sz="4"/>
+                <w:insideH w:val="single" w:color="auto" w:sz="4"/>
+                <w:insideV w:val="single" w:color="auto" w:sz="4"/>
+              </w:tblBorders>
+            </w:tblPr>
+            <w:tblGrid>
+              <w:gridCol w:w="10026"/>
+            </w:tblGrid>
+            <w:tr>
+              <w:trPr>
+                <w:cantSplit/>
+                <w:trHeight w:val="460" w:hRule="exact"/>
+              </w:trPr>
+              <w:tc>
+                <w:tcPr>
+                  <w:tcW w:type="dxa" w:w="10026"/>
+                  <w:tcBorders>
+                    <w:top w:val="none" w:color="FFFFFF" w:sz="0"/>
+                    <w:left w:val="none" w:color="FFFFFF" w:sz="0"/>
+                    <w:bottom w:val="dotted" w:color="9AA8BC" w:sz="6"/>
+                    <w:right w:val="none" w:color="FFFFFF" w:sz="0"/>
+                  </w:tcBorders>
+                  <w:tcMar>
+                    <w:left w:type="dxa" w:w="0"/>
+                    <w:bottom w:type="dxa" w:w="20"/>
+                    <w:right w:type="dxa" w:w="0"/>
+                  </w:tcMar>
+                  <w:vAlign w:val="bottom"/>
+                </w:tcPr>
+                <w:p>
+                  <w:pPr>
+                    <w:spacing w:after="0" w:before="0"/>
+                  </w:pPr>
+                  <w:r>
+                    <w:rPr>
+                      <w:rFonts w:ascii="Arial" w:cs="Arial" w:eastAsia="Arial" w:hAnsi="Arial"/>
+                      <w:color w:val="5A6B85"/>
+                      <w:sz w:val="21"/>
+                      <w:szCs w:val="21"/>
+                    </w:rPr>
+                    <w:t xml:space="preserve"/>
+                  </w:r>
+                </w:p>
+              </w:tc>
+            </w:tr>
+            <w:tr>
+              <w:trPr>
+                <w:cantSplit/>
+                <w:trHeight w:val="460" w:hRule="exact"/>
+              </w:trPr>
+              <w:tc>
+                <w:tcPr>
+                  <w:tcW w:type="dxa" w:w="10026"/>
+                  <w:tcBorders>
+                    <w:top w:val="none" w:color="FFFFFF" w:sz="0"/>
+                    <w:left w:val="none" w:color="FFFFFF" w:sz="0"/>
+                    <w:bottom w:val="dotted" w:color="9AA8BC" w:sz="6"/>
+                    <w:right w:val="none" w:color="FFFFFF" w:sz="0"/>
+                  </w:tcBorders>
+                  <w:tcMar>
+                    <w:left w:type="dxa" w:w="0"/>
+                    <w:bottom w:type="dxa" w:w="20"/>
+                    <w:right w:type="dxa" w:w="0"/>
+                  </w:tcMar>
+                  <w:vAlign w:val="bottom"/>
+                </w:tcPr>
+                <w:p>
+                  <w:pPr>
+                    <w:spacing w:after="0" w:before="0"/>
+                  </w:pPr>
+                  <w:r>
+                    <w:rPr>
+                      <w:rFonts w:ascii="Arial" w:cs="Arial" w:eastAsia="Arial" w:hAnsi="Arial"/>
+                      <w:color w:val="5A6B85"/>
+                      <w:sz w:val="21"/>
+                      <w:szCs w:val="21"/>
+                    </w:rPr>
+                    <w:t xml:space="preserve"/>
+                  </w:r>
+                </w:p>
+              </w:tc>
+            </w:tr>
+          </w:tbl>
           <w:p/>
         </w:tc>
       </w:tr>
@@ -2080,6 +2716,218 @@
                 <w:szCs w:val="21"/>
               </w:rPr>
               <w:t xml:space="preserve">Describe the purpose of the memory data register.</w:t>
+            </w:r>
+          </w:p>
+          <w:tbl>
+            <w:tblPr>
+              <w:tblW w:type="dxa" w:w="10026"/>
+              <w:tblBorders>
+                <w:top w:val="single" w:color="auto" w:sz="4"/>
+                <w:left w:val="single" w:color="auto" w:sz="4"/>
+                <w:bottom w:val="single" w:color="auto" w:sz="4"/>
+                <w:right w:val="single" w:color="auto" w:sz="4"/>
+                <w:insideH w:val="single" w:color="auto" w:sz="4"/>
+                <w:insideV w:val="single" w:color="auto" w:sz="4"/>
+              </w:tblBorders>
+            </w:tblPr>
+            <w:tblGrid>
+              <w:gridCol w:w="10026"/>
+            </w:tblGrid>
+            <w:tr>
+              <w:trPr>
+                <w:cantSplit/>
+                <w:trHeight w:val="460" w:hRule="exact"/>
+              </w:trPr>
+              <w:tc>
+                <w:tcPr>
+                  <w:tcW w:type="dxa" w:w="10026"/>
+                  <w:tcBorders>
+                    <w:top w:val="none" w:color="FFFFFF" w:sz="0"/>
+                    <w:left w:val="none" w:color="FFFFFF" w:sz="0"/>
+                    <w:bottom w:val="dotted" w:color="9AA8BC" w:sz="6"/>
+                    <w:right w:val="none" w:color="FFFFFF" w:sz="0"/>
+                  </w:tcBorders>
+                  <w:tcMar>
+                    <w:left w:type="dxa" w:w="0"/>
+                    <w:bottom w:type="dxa" w:w="20"/>
+                    <w:right w:type="dxa" w:w="0"/>
+                  </w:tcMar>
+                  <w:vAlign w:val="bottom"/>
+                </w:tcPr>
+                <w:p>
+                  <w:pPr>
+                    <w:spacing w:after="0" w:before="0"/>
+                  </w:pPr>
+                  <w:r>
+                    <w:rPr>
+                      <w:rFonts w:ascii="Arial" w:cs="Arial" w:eastAsia="Arial" w:hAnsi="Arial"/>
+                      <w:color w:val="5A6B85"/>
+                      <w:sz w:val="21"/>
+                      <w:szCs w:val="21"/>
+                    </w:rPr>
+                    <w:t xml:space="preserve"/>
+                  </w:r>
+                </w:p>
+              </w:tc>
+            </w:tr>
+            <w:tr>
+              <w:trPr>
+                <w:cantSplit/>
+                <w:trHeight w:val="460" w:hRule="exact"/>
+              </w:trPr>
+              <w:tc>
+                <w:tcPr>
+                  <w:tcW w:type="dxa" w:w="10026"/>
+                  <w:tcBorders>
+                    <w:top w:val="none" w:color="FFFFFF" w:sz="0"/>
+                    <w:left w:val="none" w:color="FFFFFF" w:sz="0"/>
+                    <w:bottom w:val="dotted" w:color="9AA8BC" w:sz="6"/>
+                    <w:right w:val="none" w:color="FFFFFF" w:sz="0"/>
+                  </w:tcBorders>
+                  <w:tcMar>
+                    <w:left w:type="dxa" w:w="0"/>
+                    <w:bottom w:type="dxa" w:w="20"/>
+                    <w:right w:type="dxa" w:w="0"/>
+                  </w:tcMar>
+                  <w:vAlign w:val="bottom"/>
+                </w:tcPr>
+                <w:p>
+                  <w:pPr>
+                    <w:spacing w:after="0" w:before="0"/>
+                  </w:pPr>
+                  <w:r>
+                    <w:rPr>
+                      <w:rFonts w:ascii="Arial" w:cs="Arial" w:eastAsia="Arial" w:hAnsi="Arial"/>
+                      <w:color w:val="5A6B85"/>
+                      <w:sz w:val="21"/>
+                      <w:szCs w:val="21"/>
+                    </w:rPr>
+                    <w:t xml:space="preserve"/>
+                  </w:r>
+                </w:p>
+              </w:tc>
+            </w:tr>
+          </w:tbl>
+          <w:p>
+            <w:pPr>
+              <w:keepNext/>
+              <w:spacing w:after="60" w:before="120"/>
+            </w:pPr>
+            <w:r>
+              <w:rPr>
+                <w:rFonts w:ascii="Arial" w:cs="Arial" w:eastAsia="Arial" w:hAnsi="Arial"/>
+                <w:b/>
+                <w:bCs/>
+                <w:sz w:val="21"/>
+                <w:szCs w:val="21"/>
+              </w:rPr>
+              <w:t xml:space="preserve">Which register holds the address of data to be fetched from memory?</w:t>
+            </w:r>
+          </w:p>
+          <w:tbl>
+            <w:tblPr>
+              <w:tblW w:type="dxa" w:w="10026"/>
+              <w:tblBorders>
+                <w:top w:val="single" w:color="auto" w:sz="4"/>
+                <w:left w:val="single" w:color="auto" w:sz="4"/>
+                <w:bottom w:val="single" w:color="auto" w:sz="4"/>
+                <w:right w:val="single" w:color="auto" w:sz="4"/>
+                <w:insideH w:val="single" w:color="auto" w:sz="4"/>
+                <w:insideV w:val="single" w:color="auto" w:sz="4"/>
+              </w:tblBorders>
+            </w:tblPr>
+            <w:tblGrid>
+              <w:gridCol w:w="10026"/>
+            </w:tblGrid>
+            <w:tr>
+              <w:trPr>
+                <w:cantSplit/>
+                <w:trHeight w:val="460" w:hRule="exact"/>
+              </w:trPr>
+              <w:tc>
+                <w:tcPr>
+                  <w:tcW w:type="dxa" w:w="10026"/>
+                  <w:tcBorders>
+                    <w:top w:val="none" w:color="FFFFFF" w:sz="0"/>
+                    <w:left w:val="none" w:color="FFFFFF" w:sz="0"/>
+                    <w:bottom w:val="dotted" w:color="9AA8BC" w:sz="6"/>
+                    <w:right w:val="none" w:color="FFFFFF" w:sz="0"/>
+                  </w:tcBorders>
+                  <w:tcMar>
+                    <w:left w:type="dxa" w:w="0"/>
+                    <w:bottom w:type="dxa" w:w="20"/>
+                    <w:right w:type="dxa" w:w="0"/>
+                  </w:tcMar>
+                  <w:vAlign w:val="bottom"/>
+                </w:tcPr>
+                <w:p>
+                  <w:pPr>
+                    <w:spacing w:after="0" w:before="0"/>
+                  </w:pPr>
+                  <w:r>
+                    <w:rPr>
+                      <w:rFonts w:ascii="Arial" w:cs="Arial" w:eastAsia="Arial" w:hAnsi="Arial"/>
+                      <w:color w:val="5A6B85"/>
+                      <w:sz w:val="21"/>
+                      <w:szCs w:val="21"/>
+                    </w:rPr>
+                    <w:t xml:space="preserve"/>
+                  </w:r>
+                </w:p>
+              </w:tc>
+            </w:tr>
+            <w:tr>
+              <w:trPr>
+                <w:cantSplit/>
+                <w:trHeight w:val="460" w:hRule="exact"/>
+              </w:trPr>
+              <w:tc>
+                <w:tcPr>
+                  <w:tcW w:type="dxa" w:w="10026"/>
+                  <w:tcBorders>
+                    <w:top w:val="none" w:color="FFFFFF" w:sz="0"/>
+                    <w:left w:val="none" w:color="FFFFFF" w:sz="0"/>
+                    <w:bottom w:val="dotted" w:color="9AA8BC" w:sz="6"/>
+                    <w:right w:val="none" w:color="FFFFFF" w:sz="0"/>
+                  </w:tcBorders>
+                  <w:tcMar>
+                    <w:left w:type="dxa" w:w="0"/>
+                    <w:bottom w:type="dxa" w:w="20"/>
+                    <w:right w:type="dxa" w:w="0"/>
+                  </w:tcMar>
+                  <w:vAlign w:val="bottom"/>
+                </w:tcPr>
+                <w:p>
+                  <w:pPr>
+                    <w:spacing w:after="0" w:before="0"/>
+                  </w:pPr>
+                  <w:r>
+                    <w:rPr>
+                      <w:rFonts w:ascii="Arial" w:cs="Arial" w:eastAsia="Arial" w:hAnsi="Arial"/>
+                      <w:color w:val="5A6B85"/>
+                      <w:sz w:val="21"/>
+                      <w:szCs w:val="21"/>
+                    </w:rPr>
+                    <w:t xml:space="preserve"/>
+                  </w:r>
+                </w:p>
+              </w:tc>
+            </w:tr>
+          </w:tbl>
+          <w:p>
+            <w:pPr>
+              <w:keepNext/>
+              <w:spacing w:after="60" w:before="120"/>
+            </w:pPr>
+            <w:r>
+              <w:rPr>
+                <w:rFonts w:ascii="Arial" w:cs="Arial" w:eastAsia="Arial" w:hAnsi="Arial"/>
+                <w:b/>
+                <w:bCs/>
+                <w:sz w:val="21"/>
+                <w:szCs w:val="21"/>
+              </w:rPr>
+              <w:t xml:space="preserve">What does the MDR hold?</w:t>
             </w:r>
           </w:p>
           <w:tbl>
@@ -2455,6 +3303,218 @@
               </w:tc>
             </w:tr>
           </w:tbl>
+          <w:p>
+            <w:pPr>
+              <w:keepNext/>
+              <w:spacing w:after="60" w:before="120"/>
+            </w:pPr>
+            <w:r>
+              <w:rPr>
+                <w:rFonts w:ascii="Arial" w:cs="Arial" w:eastAsia="Arial" w:hAnsi="Arial"/>
+                <w:b/>
+                <w:bCs/>
+                <w:sz w:val="21"/>
+                <w:szCs w:val="21"/>
+              </w:rPr>
+              <w:t xml:space="preserve">What is the main difference in Harvard architecture?</w:t>
+            </w:r>
+          </w:p>
+          <w:tbl>
+            <w:tblPr>
+              <w:tblW w:type="dxa" w:w="10026"/>
+              <w:tblBorders>
+                <w:top w:val="single" w:color="auto" w:sz="4"/>
+                <w:left w:val="single" w:color="auto" w:sz="4"/>
+                <w:bottom w:val="single" w:color="auto" w:sz="4"/>
+                <w:right w:val="single" w:color="auto" w:sz="4"/>
+                <w:insideH w:val="single" w:color="auto" w:sz="4"/>
+                <w:insideV w:val="single" w:color="auto" w:sz="4"/>
+              </w:tblBorders>
+            </w:tblPr>
+            <w:tblGrid>
+              <w:gridCol w:w="10026"/>
+            </w:tblGrid>
+            <w:tr>
+              <w:trPr>
+                <w:cantSplit/>
+                <w:trHeight w:val="460" w:hRule="exact"/>
+              </w:trPr>
+              <w:tc>
+                <w:tcPr>
+                  <w:tcW w:type="dxa" w:w="10026"/>
+                  <w:tcBorders>
+                    <w:top w:val="none" w:color="FFFFFF" w:sz="0"/>
+                    <w:left w:val="none" w:color="FFFFFF" w:sz="0"/>
+                    <w:bottom w:val="dotted" w:color="9AA8BC" w:sz="6"/>
+                    <w:right w:val="none" w:color="FFFFFF" w:sz="0"/>
+                  </w:tcBorders>
+                  <w:tcMar>
+                    <w:left w:type="dxa" w:w="0"/>
+                    <w:bottom w:type="dxa" w:w="20"/>
+                    <w:right w:type="dxa" w:w="0"/>
+                  </w:tcMar>
+                  <w:vAlign w:val="bottom"/>
+                </w:tcPr>
+                <w:p>
+                  <w:pPr>
+                    <w:spacing w:after="0" w:before="0"/>
+                  </w:pPr>
+                  <w:r>
+                    <w:rPr>
+                      <w:rFonts w:ascii="Arial" w:cs="Arial" w:eastAsia="Arial" w:hAnsi="Arial"/>
+                      <w:color w:val="5A6B85"/>
+                      <w:sz w:val="21"/>
+                      <w:szCs w:val="21"/>
+                    </w:rPr>
+                    <w:t xml:space="preserve"/>
+                  </w:r>
+                </w:p>
+              </w:tc>
+            </w:tr>
+            <w:tr>
+              <w:trPr>
+                <w:cantSplit/>
+                <w:trHeight w:val="460" w:hRule="exact"/>
+              </w:trPr>
+              <w:tc>
+                <w:tcPr>
+                  <w:tcW w:type="dxa" w:w="10026"/>
+                  <w:tcBorders>
+                    <w:top w:val="none" w:color="FFFFFF" w:sz="0"/>
+                    <w:left w:val="none" w:color="FFFFFF" w:sz="0"/>
+                    <w:bottom w:val="dotted" w:color="9AA8BC" w:sz="6"/>
+                    <w:right w:val="none" w:color="FFFFFF" w:sz="0"/>
+                  </w:tcBorders>
+                  <w:tcMar>
+                    <w:left w:type="dxa" w:w="0"/>
+                    <w:bottom w:type="dxa" w:w="20"/>
+                    <w:right w:type="dxa" w:w="0"/>
+                  </w:tcMar>
+                  <w:vAlign w:val="bottom"/>
+                </w:tcPr>
+                <w:p>
+                  <w:pPr>
+                    <w:spacing w:after="0" w:before="0"/>
+                  </w:pPr>
+                  <w:r>
+                    <w:rPr>
+                      <w:rFonts w:ascii="Arial" w:cs="Arial" w:eastAsia="Arial" w:hAnsi="Arial"/>
+                      <w:color w:val="5A6B85"/>
+                      <w:sz w:val="21"/>
+                      <w:szCs w:val="21"/>
+                    </w:rPr>
+                    <w:t xml:space="preserve"/>
+                  </w:r>
+                </w:p>
+              </w:tc>
+            </w:tr>
+          </w:tbl>
+          <w:p>
+            <w:pPr>
+              <w:keepNext/>
+              <w:spacing w:after="60" w:before="120"/>
+            </w:pPr>
+            <w:r>
+              <w:rPr>
+                <w:rFonts w:ascii="Arial" w:cs="Arial" w:eastAsia="Arial" w:hAnsi="Arial"/>
+                <w:b/>
+                <w:bCs/>
+                <w:sz w:val="21"/>
+                <w:szCs w:val="21"/>
+              </w:rPr>
+              <w:t xml:space="preserve">Where is Harvard architecture commonly used?</w:t>
+            </w:r>
+          </w:p>
+          <w:tbl>
+            <w:tblPr>
+              <w:tblW w:type="dxa" w:w="10026"/>
+              <w:tblBorders>
+                <w:top w:val="single" w:color="auto" w:sz="4"/>
+                <w:left w:val="single" w:color="auto" w:sz="4"/>
+                <w:bottom w:val="single" w:color="auto" w:sz="4"/>
+                <w:right w:val="single" w:color="auto" w:sz="4"/>
+                <w:insideH w:val="single" w:color="auto" w:sz="4"/>
+                <w:insideV w:val="single" w:color="auto" w:sz="4"/>
+              </w:tblBorders>
+            </w:tblPr>
+            <w:tblGrid>
+              <w:gridCol w:w="10026"/>
+            </w:tblGrid>
+            <w:tr>
+              <w:trPr>
+                <w:cantSplit/>
+                <w:trHeight w:val="460" w:hRule="exact"/>
+              </w:trPr>
+              <w:tc>
+                <w:tcPr>
+                  <w:tcW w:type="dxa" w:w="10026"/>
+                  <w:tcBorders>
+                    <w:top w:val="none" w:color="FFFFFF" w:sz="0"/>
+                    <w:left w:val="none" w:color="FFFFFF" w:sz="0"/>
+                    <w:bottom w:val="dotted" w:color="9AA8BC" w:sz="6"/>
+                    <w:right w:val="none" w:color="FFFFFF" w:sz="0"/>
+                  </w:tcBorders>
+                  <w:tcMar>
+                    <w:left w:type="dxa" w:w="0"/>
+                    <w:bottom w:type="dxa" w:w="20"/>
+                    <w:right w:type="dxa" w:w="0"/>
+                  </w:tcMar>
+                  <w:vAlign w:val="bottom"/>
+                </w:tcPr>
+                <w:p>
+                  <w:pPr>
+                    <w:spacing w:after="0" w:before="0"/>
+                  </w:pPr>
+                  <w:r>
+                    <w:rPr>
+                      <w:rFonts w:ascii="Arial" w:cs="Arial" w:eastAsia="Arial" w:hAnsi="Arial"/>
+                      <w:color w:val="5A6B85"/>
+                      <w:sz w:val="21"/>
+                      <w:szCs w:val="21"/>
+                    </w:rPr>
+                    <w:t xml:space="preserve"/>
+                  </w:r>
+                </w:p>
+              </w:tc>
+            </w:tr>
+            <w:tr>
+              <w:trPr>
+                <w:cantSplit/>
+                <w:trHeight w:val="460" w:hRule="exact"/>
+              </w:trPr>
+              <w:tc>
+                <w:tcPr>
+                  <w:tcW w:type="dxa" w:w="10026"/>
+                  <w:tcBorders>
+                    <w:top w:val="none" w:color="FFFFFF" w:sz="0"/>
+                    <w:left w:val="none" w:color="FFFFFF" w:sz="0"/>
+                    <w:bottom w:val="dotted" w:color="9AA8BC" w:sz="6"/>
+                    <w:right w:val="none" w:color="FFFFFF" w:sz="0"/>
+                  </w:tcBorders>
+                  <w:tcMar>
+                    <w:left w:type="dxa" w:w="0"/>
+                    <w:bottom w:type="dxa" w:w="20"/>
+                    <w:right w:type="dxa" w:w="0"/>
+                  </w:tcMar>
+                  <w:vAlign w:val="bottom"/>
+                </w:tcPr>
+                <w:p>
+                  <w:pPr>
+                    <w:spacing w:after="0" w:before="0"/>
+                  </w:pPr>
+                  <w:r>
+                    <w:rPr>
+                      <w:rFonts w:ascii="Arial" w:cs="Arial" w:eastAsia="Arial" w:hAnsi="Arial"/>
+                      <w:color w:val="5A6B85"/>
+                      <w:sz w:val="21"/>
+                      <w:szCs w:val="21"/>
+                    </w:rPr>
+                    <w:t xml:space="preserve"/>
+                  </w:r>
+                </w:p>
+              </w:tc>
+            </w:tr>
+          </w:tbl>
           <w:p/>
         </w:tc>
       </w:tr>
@@ -2646,6 +3706,218 @@
                 <w:szCs w:val="21"/>
               </w:rPr>
               <w:t xml:space="preserve">Find three Python keywords and write what each one does.</w:t>
+            </w:r>
+          </w:p>
+          <w:tbl>
+            <w:tblPr>
+              <w:tblW w:type="dxa" w:w="10026"/>
+              <w:tblBorders>
+                <w:top w:val="single" w:color="auto" w:sz="4"/>
+                <w:left w:val="single" w:color="auto" w:sz="4"/>
+                <w:bottom w:val="single" w:color="auto" w:sz="4"/>
+                <w:right w:val="single" w:color="auto" w:sz="4"/>
+                <w:insideH w:val="single" w:color="auto" w:sz="4"/>
+                <w:insideV w:val="single" w:color="auto" w:sz="4"/>
+              </w:tblBorders>
+            </w:tblPr>
+            <w:tblGrid>
+              <w:gridCol w:w="10026"/>
+            </w:tblGrid>
+            <w:tr>
+              <w:trPr>
+                <w:cantSplit/>
+                <w:trHeight w:val="460" w:hRule="exact"/>
+              </w:trPr>
+              <w:tc>
+                <w:tcPr>
+                  <w:tcW w:type="dxa" w:w="10026"/>
+                  <w:tcBorders>
+                    <w:top w:val="none" w:color="FFFFFF" w:sz="0"/>
+                    <w:left w:val="none" w:color="FFFFFF" w:sz="0"/>
+                    <w:bottom w:val="dotted" w:color="9AA8BC" w:sz="6"/>
+                    <w:right w:val="none" w:color="FFFFFF" w:sz="0"/>
+                  </w:tcBorders>
+                  <w:tcMar>
+                    <w:left w:type="dxa" w:w="0"/>
+                    <w:bottom w:type="dxa" w:w="20"/>
+                    <w:right w:type="dxa" w:w="0"/>
+                  </w:tcMar>
+                  <w:vAlign w:val="bottom"/>
+                </w:tcPr>
+                <w:p>
+                  <w:pPr>
+                    <w:spacing w:after="0" w:before="0"/>
+                  </w:pPr>
+                  <w:r>
+                    <w:rPr>
+                      <w:rFonts w:ascii="Arial" w:cs="Arial" w:eastAsia="Arial" w:hAnsi="Arial"/>
+                      <w:color w:val="5A6B85"/>
+                      <w:sz w:val="21"/>
+                      <w:szCs w:val="21"/>
+                    </w:rPr>
+                    <w:t xml:space="preserve"/>
+                  </w:r>
+                </w:p>
+              </w:tc>
+            </w:tr>
+            <w:tr>
+              <w:trPr>
+                <w:cantSplit/>
+                <w:trHeight w:val="460" w:hRule="exact"/>
+              </w:trPr>
+              <w:tc>
+                <w:tcPr>
+                  <w:tcW w:type="dxa" w:w="10026"/>
+                  <w:tcBorders>
+                    <w:top w:val="none" w:color="FFFFFF" w:sz="0"/>
+                    <w:left w:val="none" w:color="FFFFFF" w:sz="0"/>
+                    <w:bottom w:val="dotted" w:color="9AA8BC" w:sz="6"/>
+                    <w:right w:val="none" w:color="FFFFFF" w:sz="0"/>
+                  </w:tcBorders>
+                  <w:tcMar>
+                    <w:left w:type="dxa" w:w="0"/>
+                    <w:bottom w:type="dxa" w:w="20"/>
+                    <w:right w:type="dxa" w:w="0"/>
+                  </w:tcMar>
+                  <w:vAlign w:val="bottom"/>
+                </w:tcPr>
+                <w:p>
+                  <w:pPr>
+                    <w:spacing w:after="0" w:before="0"/>
+                  </w:pPr>
+                  <w:r>
+                    <w:rPr>
+                      <w:rFonts w:ascii="Arial" w:cs="Arial" w:eastAsia="Arial" w:hAnsi="Arial"/>
+                      <w:color w:val="5A6B85"/>
+                      <w:sz w:val="21"/>
+                      <w:szCs w:val="21"/>
+                    </w:rPr>
+                    <w:t xml:space="preserve"/>
+                  </w:r>
+                </w:p>
+              </w:tc>
+            </w:tr>
+          </w:tbl>
+          <w:p>
+            <w:pPr>
+              <w:keepNext/>
+              <w:spacing w:after="60" w:before="120"/>
+            </w:pPr>
+            <w:r>
+              <w:rPr>
+                <w:rFonts w:ascii="Arial" w:cs="Arial" w:eastAsia="Arial" w:hAnsi="Arial"/>
+                <w:b/>
+                <w:bCs/>
+                <w:sz w:val="21"/>
+                <w:szCs w:val="21"/>
+              </w:rPr>
+              <w:t xml:space="preserve">Which of these is a Python keyword?</w:t>
+            </w:r>
+          </w:p>
+          <w:tbl>
+            <w:tblPr>
+              <w:tblW w:type="dxa" w:w="10026"/>
+              <w:tblBorders>
+                <w:top w:val="single" w:color="auto" w:sz="4"/>
+                <w:left w:val="single" w:color="auto" w:sz="4"/>
+                <w:bottom w:val="single" w:color="auto" w:sz="4"/>
+                <w:right w:val="single" w:color="auto" w:sz="4"/>
+                <w:insideH w:val="single" w:color="auto" w:sz="4"/>
+                <w:insideV w:val="single" w:color="auto" w:sz="4"/>
+              </w:tblBorders>
+            </w:tblPr>
+            <w:tblGrid>
+              <w:gridCol w:w="10026"/>
+            </w:tblGrid>
+            <w:tr>
+              <w:trPr>
+                <w:cantSplit/>
+                <w:trHeight w:val="460" w:hRule="exact"/>
+              </w:trPr>
+              <w:tc>
+                <w:tcPr>
+                  <w:tcW w:type="dxa" w:w="10026"/>
+                  <w:tcBorders>
+                    <w:top w:val="none" w:color="FFFFFF" w:sz="0"/>
+                    <w:left w:val="none" w:color="FFFFFF" w:sz="0"/>
+                    <w:bottom w:val="dotted" w:color="9AA8BC" w:sz="6"/>
+                    <w:right w:val="none" w:color="FFFFFF" w:sz="0"/>
+                  </w:tcBorders>
+                  <w:tcMar>
+                    <w:left w:type="dxa" w:w="0"/>
+                    <w:bottom w:type="dxa" w:w="20"/>
+                    <w:right w:type="dxa" w:w="0"/>
+                  </w:tcMar>
+                  <w:vAlign w:val="bottom"/>
+                </w:tcPr>
+                <w:p>
+                  <w:pPr>
+                    <w:spacing w:after="0" w:before="0"/>
+                  </w:pPr>
+                  <w:r>
+                    <w:rPr>
+                      <w:rFonts w:ascii="Arial" w:cs="Arial" w:eastAsia="Arial" w:hAnsi="Arial"/>
+                      <w:color w:val="5A6B85"/>
+                      <w:sz w:val="21"/>
+                      <w:szCs w:val="21"/>
+                    </w:rPr>
+                    <w:t xml:space="preserve"/>
+                  </w:r>
+                </w:p>
+              </w:tc>
+            </w:tr>
+            <w:tr>
+              <w:trPr>
+                <w:cantSplit/>
+                <w:trHeight w:val="460" w:hRule="exact"/>
+              </w:trPr>
+              <w:tc>
+                <w:tcPr>
+                  <w:tcW w:type="dxa" w:w="10026"/>
+                  <w:tcBorders>
+                    <w:top w:val="none" w:color="FFFFFF" w:sz="0"/>
+                    <w:left w:val="none" w:color="FFFFFF" w:sz="0"/>
+                    <w:bottom w:val="dotted" w:color="9AA8BC" w:sz="6"/>
+                    <w:right w:val="none" w:color="FFFFFF" w:sz="0"/>
+                  </w:tcBorders>
+                  <w:tcMar>
+                    <w:left w:type="dxa" w:w="0"/>
+                    <w:bottom w:type="dxa" w:w="20"/>
+                    <w:right w:type="dxa" w:w="0"/>
+                  </w:tcMar>
+                  <w:vAlign w:val="bottom"/>
+                </w:tcPr>
+                <w:p>
+                  <w:pPr>
+                    <w:spacing w:after="0" w:before="0"/>
+                  </w:pPr>
+                  <w:r>
+                    <w:rPr>
+                      <w:rFonts w:ascii="Arial" w:cs="Arial" w:eastAsia="Arial" w:hAnsi="Arial"/>
+                      <w:color w:val="5A6B85"/>
+                      <w:sz w:val="21"/>
+                      <w:szCs w:val="21"/>
+                    </w:rPr>
+                    <w:t xml:space="preserve"/>
+                  </w:r>
+                </w:p>
+              </w:tc>
+            </w:tr>
+          </w:tbl>
+          <w:p>
+            <w:pPr>
+              <w:keepNext/>
+              <w:spacing w:after="60" w:before="120"/>
+            </w:pPr>
+            <w:r>
+              <w:rPr>
+                <w:rFonts w:ascii="Arial" w:cs="Arial" w:eastAsia="Arial" w:hAnsi="Arial"/>
+                <w:b/>
+                <w:bCs/>
+                <w:sz w:val="21"/>
+                <w:szCs w:val="21"/>
+              </w:rPr>
+              <w:t xml:space="preserve">Why can't you call a variable 'if'?</w:t>
             </w:r>
           </w:p>
           <w:tbl>
@@ -3841,7 +5113,7 @@
                 <w:sz w:val="21"/>
                 <w:szCs w:val="21"/>
               </w:rPr>
-              <w:t xml:space="preserve">a)  Complete the table: write the name of the component that stores the address of the next instruction.  </w:t>
+              <w:t xml:space="preserve">a)  Name the register that holds the address of the next instruction to be fetched.  </w:t>
             </w:r>
             <w:r>
               <w:rPr>
@@ -3919,7 +5191,7 @@
                 <w:sz w:val="21"/>
                 <w:szCs w:val="21"/>
               </w:rPr>
-              <w:t xml:space="preserve">b)  Describe the purpose of the memory data register.  </w:t>
+              <w:t xml:space="preserve">b)  Describe what the memory data register holds and when it is used.  </w:t>
             </w:r>
             <w:r>
               <w:rPr>
@@ -4034,7 +5306,7 @@
                 <w:sz w:val="21"/>
                 <w:szCs w:val="21"/>
               </w:rPr>
-              <w:t xml:space="preserve">c)  A von Neumann computer implements a fetch-decode-execute cycle. Explain what happens at each stage of this cycle.  </w:t>
+              <w:t xml:space="preserve">c)  Explain what happens during each of the three stages of the fetch-decode-execute cycle.  </w:t>
             </w:r>
             <w:r>
               <w:rPr>
@@ -4043,7 +5315,7 @@
                 <w:sz w:val="21"/>
                 <w:szCs w:val="21"/>
               </w:rPr>
-              <w:t xml:space="preserve">[3]</w:t>
+              <w:t xml:space="preserve">[6]</w:t>
             </w:r>
           </w:p>
           <w:tbl>
@@ -4061,6 +5333,117 @@
             <w:tblGrid>
               <w:gridCol w:w="10026"/>
             </w:tblGrid>
+            <w:tr>
+              <w:trPr>
+                <w:cantSplit/>
+                <w:trHeight w:val="460" w:hRule="exact"/>
+              </w:trPr>
+              <w:tc>
+                <w:tcPr>
+                  <w:tcW w:type="dxa" w:w="10026"/>
+                  <w:tcBorders>
+                    <w:top w:val="none" w:color="FFFFFF" w:sz="0"/>
+                    <w:left w:val="none" w:color="FFFFFF" w:sz="0"/>
+                    <w:bottom w:val="dotted" w:color="9AA8BC" w:sz="6"/>
+                    <w:right w:val="none" w:color="FFFFFF" w:sz="0"/>
+                  </w:tcBorders>
+                  <w:tcMar>
+                    <w:left w:type="dxa" w:w="0"/>
+                    <w:bottom w:type="dxa" w:w="20"/>
+                    <w:right w:type="dxa" w:w="0"/>
+                  </w:tcMar>
+                  <w:vAlign w:val="bottom"/>
+                </w:tcPr>
+                <w:p>
+                  <w:pPr>
+                    <w:spacing w:after="0" w:before="0"/>
+                  </w:pPr>
+                  <w:r>
+                    <w:rPr>
+                      <w:rFonts w:ascii="Arial" w:cs="Arial" w:eastAsia="Arial" w:hAnsi="Arial"/>
+                      <w:color w:val="5A6B85"/>
+                      <w:sz w:val="21"/>
+                      <w:szCs w:val="21"/>
+                    </w:rPr>
+                    <w:t xml:space="preserve"/>
+                  </w:r>
+                </w:p>
+              </w:tc>
+            </w:tr>
+            <w:tr>
+              <w:trPr>
+                <w:cantSplit/>
+                <w:trHeight w:val="460" w:hRule="exact"/>
+              </w:trPr>
+              <w:tc>
+                <w:tcPr>
+                  <w:tcW w:type="dxa" w:w="10026"/>
+                  <w:tcBorders>
+                    <w:top w:val="none" w:color="FFFFFF" w:sz="0"/>
+                    <w:left w:val="none" w:color="FFFFFF" w:sz="0"/>
+                    <w:bottom w:val="dotted" w:color="9AA8BC" w:sz="6"/>
+                    <w:right w:val="none" w:color="FFFFFF" w:sz="0"/>
+                  </w:tcBorders>
+                  <w:tcMar>
+                    <w:left w:type="dxa" w:w="0"/>
+                    <w:bottom w:type="dxa" w:w="20"/>
+                    <w:right w:type="dxa" w:w="0"/>
+                  </w:tcMar>
+                  <w:vAlign w:val="bottom"/>
+                </w:tcPr>
+                <w:p>
+                  <w:pPr>
+                    <w:spacing w:after="0" w:before="0"/>
+                  </w:pPr>
+                  <w:r>
+                    <w:rPr>
+                      <w:rFonts w:ascii="Arial" w:cs="Arial" w:eastAsia="Arial" w:hAnsi="Arial"/>
+                      <w:color w:val="5A6B85"/>
+                      <w:sz w:val="21"/>
+                      <w:szCs w:val="21"/>
+                    </w:rPr>
+                    <w:t xml:space="preserve"/>
+                  </w:r>
+                </w:p>
+              </w:tc>
+            </w:tr>
+            <w:tr>
+              <w:trPr>
+                <w:cantSplit/>
+                <w:trHeight w:val="460" w:hRule="exact"/>
+              </w:trPr>
+              <w:tc>
+                <w:tcPr>
+                  <w:tcW w:type="dxa" w:w="10026"/>
+                  <w:tcBorders>
+                    <w:top w:val="none" w:color="FFFFFF" w:sz="0"/>
+                    <w:left w:val="none" w:color="FFFFFF" w:sz="0"/>
+                    <w:bottom w:val="dotted" w:color="9AA8BC" w:sz="6"/>
+                    <w:right w:val="none" w:color="FFFFFF" w:sz="0"/>
+                  </w:tcBorders>
+                  <w:tcMar>
+                    <w:left w:type="dxa" w:w="0"/>
+                    <w:bottom w:type="dxa" w:w="20"/>
+                    <w:right w:type="dxa" w:w="0"/>
+                  </w:tcMar>
+                  <w:vAlign w:val="bottom"/>
+                </w:tcPr>
+                <w:p>
+                  <w:pPr>
+                    <w:spacing w:after="0" w:before="0"/>
+                  </w:pPr>
+                  <w:r>
+                    <w:rPr>
+                      <w:rFonts w:ascii="Arial" w:cs="Arial" w:eastAsia="Arial" w:hAnsi="Arial"/>
+                      <w:color w:val="5A6B85"/>
+                      <w:sz w:val="21"/>
+                      <w:szCs w:val="21"/>
+                    </w:rPr>
+                    <w:t xml:space="preserve"/>
+                  </w:r>
+                </w:p>
+              </w:tc>
+            </w:tr>
             <w:tr>
               <w:trPr>
                 <w:cantSplit/>
